--- a/보관본/러시아 인권변호사/Word/7부/7부_5화_언론_통제의_유혹.docx
+++ b/보관본/러시아 인권변호사/Word/7부/7부_5화_언론_통제의_유혹.docx
@@ -36,7 +36,7 @@
           <w:i w:val="0"/>
           <w:sz w:val="22"/>
         </w:rPr>
-        <w:t>알렉세이 “료샤” 오를로프(대통령) / 이리나 올레고브나 마르첸코(대통령 최측근 참모) / 카탸 리시나(일정·전략 총괄) / 아나톨리 빅토로비치 그레벤시코프(정치 전략가) / 보리스 이고레비치 라디셰프(국방장관) / 파벨 드미트리예비치 구르킨(국가보안기관장) / 레프 아르카디예비치 랴잔체프(독립 신문 편집장, 다리야 볼코바의 전 편집장, 재등장) / 키릴 안드레예비치(국가재정투명성청장) / 아나스타시야(나스탸) 드미트리예브나(국가재정투명성청 공동 책임자)</w:t>
+        <w:t>알렉세이 “료샤” 오를로프(대통령) / 이리나 올레고브나 마르첸코(대통령 최측근 참모) / 카탸 리시나(일정·전략 총괄) / 아나톨리 빅토로비치 그레벤시코프(정치 전략가) / 보리스 이고레비치 라디셰프(국방장관) / 로디온 드미트리예비치 구르킨(국가보안기관장) / 레프 아르카디예비치 랴잔체프(독립 신문 편집장, 다리야 볼코바의 전 편집장, 재등장) / 키릴 안드레예비치(국가재정투명성청장) / 아나스타시야(나스탸) 드미트리예브나(국가재정투명성청 공동 책임자)</w:t>
       </w:r>
     </w:p>
     <w:p>
@@ -456,7 +456,7 @@
           <w:i w:val="0"/>
           <w:sz w:val="22"/>
         </w:rPr>
-        <w:t>Слушаю, Павел Дмитриевич.</w:t>
+        <w:t>Слушаю, Родион Дмитриевич.</w:t>
       </w:r>
     </w:p>
     <w:p>
@@ -548,7 +548,7 @@
           <w:i w:val="0"/>
           <w:sz w:val="22"/>
         </w:rPr>
-        <w:t>Брифинги — это хорошо, Павел Дмитриевич. Но брифинг раз в день, а фальшивка разлетается за десять минут.</w:t>
+        <w:t>Брифинги — это хорошо, Родион Дмитриевич. Но брифинг раз в день, а фальшивка разлетается за десять минут.</w:t>
       </w:r>
     </w:p>
     <w:p>
@@ -2115,7 +2115,7 @@
           <w:i w:val="0"/>
           <w:sz w:val="22"/>
         </w:rPr>
-        <w:t>Брифинги Павла Дмитриевича начнутся завтра. Совет — через месяц. Одно не ждёт другого.</w:t>
+        <w:t>Брифинги Родиона Дмитриевича начнутся завтра. Совет — через месяц. Одно не ждёт другого.</w:t>
       </w:r>
     </w:p>
     <w:p>
@@ -2569,7 +2569,7 @@
           <w:i w:val="0"/>
           <w:sz w:val="22"/>
         </w:rPr>
-        <w:t xml:space="preserve"> Спасибо, Катя. Вы только что закончили мои сомнения.</w:t>
+        <w:t xml:space="preserve"> Спасибо, Катя. Вы только что развеяли мои сомнения.</w:t>
       </w:r>
     </w:p>
     <w:p>
@@ -2664,7 +2664,7 @@
           <w:i w:val="0"/>
           <w:sz w:val="22"/>
         </w:rPr>
-        <w:t>Будем опровергать фактами, публично, через открытые данные и ежедневные брифинги Павла Дмитриевича, а не через блокировки. Это медленнее. Но это единственный способ, которым я готов бороться с ложью, не предавая то, чем должна оставаться эта страна.</w:t>
+        <w:t>Будем опровергать фактами, публично, через открытые данные и ежедневные брифинги Родиона Дмитриевича, а не через блокировки. Это медленнее. Но это единственный способ, которым я готов бороться с ложью, не предавая то, чем должна оставаться эта страна.</w:t>
       </w:r>
     </w:p>
     <w:p>

--- a/보관본/러시아 인권변호사/Word/7부/7부_5화_언론_통제의_유혹.docx
+++ b/보관본/러시아 인권변호사/Word/7부/7부_5화_언론_통제의_유혹.docx
@@ -3203,7 +3203,7 @@
           <w:i w:val="0"/>
           <w:sz w:val="22"/>
         </w:rPr>
-        <w:t xml:space="preserve"> — 장면 2에서 료샤가 강경파 국방장관 라디셰프에게 그와 성이 같은 18세기 작가의 제사를 들려준다. 검열 권력이라는 "괴물"을 고발한 책이 압수되고 저자가 사형 선고(시베리아 유형으로 감형)를 받은 역사를 들어, "공황을 막는다"는 명분의 콘텐츠 위원회가 같은 길을 밟을 수 있음을 경고한다.</w:t>
+        <w:t xml:space="preserve"> — 한국어 해설: 장면 2에서 료샤가 강경파 국방장관 라디셰프에게 그와 성이 같은 18세기 작가의 제사를 들려준다. 검열 권력이라는 "괴물"을 고발한 책이 압수되고 저자가 사형 선고(시베리아 유형으로 감형)를 받은 역사를 들어, "공황을 막는다"는 명분의 콘텐츠 위원회가 같은 길을 밟을 수 있음을 경고한다.</w:t>
       </w:r>
     </w:p>
     <w:p>

--- a/보관본/러시아 인권변호사/Word/7부/7부_5화_언론_통제의_유혹.docx
+++ b/보관본/러시아 인권변호사/Word/7부/7부_5화_언론_통제의_유혹.docx
@@ -1065,6 +1065,98 @@
           <w:sz w:val="22"/>
         </w:rPr>
         <w:t>Екатерина тоже поначалу переписывалась с Вольтером, Борис Игоревич. Чудище редко выглядит чудищем в первый день.</w:t>
+      </w:r>
+    </w:p>
+    <w:p>
+      <w:pPr>
+        <w:spacing w:before="0" w:after="110" w:line="300" w:lineRule="auto"/>
+      </w:pPr>
+      <w:r>
+        <w:rPr>
+          <w:rFonts w:ascii="Times New Roman" w:hAnsi="Times New Roman" w:eastAsia="Malgun Gothic"/>
+          <w:b/>
+          <w:i w:val="0"/>
+          <w:sz w:val="22"/>
+        </w:rPr>
+        <w:t xml:space="preserve">Радищев: </w:t>
+      </w:r>
+      <w:r>
+        <w:rPr>
+          <w:rFonts w:ascii="Times New Roman" w:hAnsi="Times New Roman" w:eastAsia="Malgun Gothic"/>
+          <w:b w:val="0"/>
+          <w:i w:val="0"/>
+          <w:sz w:val="22"/>
+        </w:rPr>
+        <w:t>Оставьте восемнадцатый век. Я говорю о панике здесь и сейчас.</w:t>
+      </w:r>
+    </w:p>
+    <w:p>
+      <w:pPr>
+        <w:spacing w:before="0" w:after="110" w:line="300" w:lineRule="auto"/>
+      </w:pPr>
+      <w:r>
+        <w:rPr>
+          <w:rFonts w:ascii="Times New Roman" w:hAnsi="Times New Roman" w:eastAsia="Malgun Gothic"/>
+          <w:b/>
+          <w:i w:val="0"/>
+          <w:sz w:val="22"/>
+        </w:rPr>
+        <w:t xml:space="preserve">Ирина: </w:t>
+      </w:r>
+      <w:r>
+        <w:rPr>
+          <w:rFonts w:ascii="Times New Roman" w:hAnsi="Times New Roman" w:eastAsia="Malgun Gothic"/>
+          <w:b w:val="0"/>
+          <w:i w:val="0"/>
+          <w:sz w:val="22"/>
+        </w:rPr>
+        <w:t>Тогда возьмём апрель восемьдесят шестого. Чернобыль. Реактор взорвался ночью двадцать шестого. Первое официальное сообщение — вечером двадцать восьмого, несколько строк, и то после того, как радиацию зафиксировали в Швеции. Первого мая в Киеве провели демонстрацию. Руководство страны обратилось к людям четырнадцатого мая — спустя восемнадцать дней.</w:t>
+      </w:r>
+    </w:p>
+    <w:p>
+      <w:pPr>
+        <w:spacing w:before="0" w:after="110" w:line="300" w:lineRule="auto"/>
+      </w:pPr>
+      <w:r>
+        <w:rPr>
+          <w:rFonts w:ascii="Times New Roman" w:hAnsi="Times New Roman" w:eastAsia="Malgun Gothic"/>
+          <w:b/>
+          <w:i w:val="0"/>
+          <w:sz w:val="22"/>
+        </w:rPr>
+        <w:t xml:space="preserve">Радищев: </w:t>
+      </w:r>
+      <w:r>
+        <w:rPr>
+          <w:rFonts w:ascii="Times New Roman" w:hAnsi="Times New Roman" w:eastAsia="Malgun Gothic"/>
+          <w:b w:val="0"/>
+          <w:i w:val="0"/>
+          <w:sz w:val="22"/>
+        </w:rPr>
+        <w:t>Там скрывали аварию. Мы предлагаем блокировать ложь о ней. Это противоположные вещи.</w:t>
+      </w:r>
+    </w:p>
+    <w:p>
+      <w:pPr>
+        <w:spacing w:before="0" w:after="110" w:line="300" w:lineRule="auto"/>
+      </w:pPr>
+      <w:r>
+        <w:rPr>
+          <w:rFonts w:ascii="Times New Roman" w:hAnsi="Times New Roman" w:eastAsia="Malgun Gothic"/>
+          <w:b/>
+          <w:i w:val="0"/>
+          <w:sz w:val="22"/>
+        </w:rPr>
+        <w:t xml:space="preserve">Ирина: </w:t>
+      </w:r>
+      <w:r>
+        <w:rPr>
+          <w:rFonts w:ascii="Times New Roman" w:hAnsi="Times New Roman" w:eastAsia="Malgun Gothic"/>
+          <w:b w:val="0"/>
+          <w:i w:val="0"/>
+          <w:sz w:val="22"/>
+        </w:rPr>
+        <w:t>Для человека у телевизора — одно и то же: государство решает, что ему можно знать. Пока оно молчало, страну лечили слухами — йод ложками, водка от радиации, бегство из Киева. Запретить слухи не удалось никому. А доверие к официальному слову после этого так и не вернулось.</w:t>
       </w:r>
     </w:p>
     <w:p>
